--- a/frontend/docs/Yassin_Chapter_Frontend_Integration_UAT.docx
+++ b/frontend/docs/Yassin_Chapter_Frontend_Integration_UAT.docx
@@ -475,7 +475,7 @@
           <w:sz w:val="20"/>
           <w:szCs w:val="20"/>
         </w:rPr>
-        <w:t xml:space="preserve">4.6 Accessibility and responsiveness	12</w:t>
+        <w:t xml:space="preserve">4.6 Accessibility and responsiveness	13</w:t>
       </w:r>
     </w:p>
     <w:p>
@@ -551,7 +551,7 @@
           <w:sz w:val="20"/>
           <w:szCs w:val="20"/>
         </w:rPr>
-        <w:t xml:space="preserve">5.3 Limitations of the highlight	13</w:t>
+        <w:t xml:space="preserve">5.3 Limitations of the highlight	14</w:t>
       </w:r>
     </w:p>
     <w:p>
@@ -741,7 +741,7 @@
           <w:sz w:val="20"/>
           <w:szCs w:val="20"/>
         </w:rPr>
-        <w:t xml:space="preserve">7.3 Demo mode	20</w:t>
+        <w:t xml:space="preserve">7.3 Demo mode	21</w:t>
       </w:r>
     </w:p>
     <w:p>
@@ -836,7 +836,7 @@
           <w:sz w:val="20"/>
           <w:szCs w:val="20"/>
         </w:rPr>
-        <w:t xml:space="preserve">8.3 End-to-end test results	21</w:t>
+        <w:t xml:space="preserve">8.3 End-to-end test results	22</w:t>
       </w:r>
     </w:p>
     <w:p>
@@ -855,7 +855,7 @@
           <w:sz w:val="20"/>
           <w:szCs w:val="20"/>
         </w:rPr>
-        <w:t xml:space="preserve">8.4 User Acceptance Testing (Task 11)	22</w:t>
+        <w:t xml:space="preserve">8.4 User Acceptance Testing (Task 11)	23</w:t>
       </w:r>
     </w:p>
     <w:p>
@@ -874,7 +874,7 @@
           <w:sz w:val="20"/>
           <w:szCs w:val="20"/>
         </w:rPr>
-        <w:t xml:space="preserve">8.5 Traceability	23</w:t>
+        <w:t xml:space="preserve">8.5 Traceability	24</w:t>
       </w:r>
     </w:p>
     <w:p>
@@ -893,7 +893,7 @@
           <w:sz w:val="22"/>
           <w:szCs w:val="22"/>
         </w:rPr>
-        <w:t xml:space="preserve">9. Deployment and Reproducibility	23</w:t>
+        <w:t xml:space="preserve">9. Deployment and Reproducibility	24</w:t>
       </w:r>
     </w:p>
     <w:p>
@@ -931,7 +931,7 @@
           <w:sz w:val="22"/>
           <w:szCs w:val="22"/>
         </w:rPr>
-        <w:t xml:space="preserve">11. Conclusion	24</w:t>
+        <w:t xml:space="preserve">11. Conclusion	25</w:t>
       </w:r>
     </w:p>
     <w:p>
@@ -950,7 +950,7 @@
           <w:sz w:val="22"/>
           <w:szCs w:val="22"/>
         </w:rPr>
-        <w:t xml:space="preserve">References	24</w:t>
+        <w:t xml:space="preserve">References	25</w:t>
       </w:r>
     </w:p>
     <w:p>
@@ -1032,7 +1032,7 @@
           <w:b/>
           <w:bCs/>
         </w:rPr>
-        <w:t xml:space="preserve">where in the original page</w:t>
+        <w:t xml:space="preserve">where on the page image</w:t>
       </w:r>
       <w:r>
         <w:rPr>
@@ -1087,7 +1087,7 @@
         <w:rPr>
           <w:rFonts w:ascii="Times New Roman" w:cs="Times New Roman" w:eastAsia="Times New Roman" w:hAnsi="Times New Roman"/>
         </w:rPr>
-        <w:t xml:space="preserve">Render the original document page and draw a highlight over the exact region from which each retrieved passage was extracted.</w:t>
+        <w:t xml:space="preserve">Show the preprocessed page image (the cleaned, deskewed image the OCR read) and draw highlights over the exact regions from which each retrieved passage was extracted.</w:t>
       </w:r>
     </w:p>
     <w:p>
@@ -2188,7 +2188,7 @@
                 <w:sz w:val="20"/>
                 <w:szCs w:val="20"/>
               </w:rPr>
-              <w:t xml:space="preserve">Selecting a result displays the original page image in a viewer.</w:t>
+              <w:t xml:space="preserve">Selecting a result displays the preprocessed page image (the image the OCR read) in a viewer.</w:t>
             </w:r>
           </w:p>
         </w:tc>
@@ -2317,7 +2317,7 @@
                 <w:sz w:val="20"/>
                 <w:szCs w:val="20"/>
               </w:rPr>
-              <w:t xml:space="preserve">The viewer draws a highlight over the passage using the bounding box returned by the API; other results on the same page are shown with a lighter highlight.</w:t>
+              <w:t xml:space="preserve">The viewer draws highlights over the passage using the bounding boxes returned by the API (one or several per passage); other results on the same page are shown with a lighter highlight.</w:t>
             </w:r>
           </w:p>
         </w:tc>
@@ -2379,7 +2379,7 @@
                 <w:sz w:val="20"/>
                 <w:szCs w:val="20"/>
               </w:rPr>
-              <w:t xml:space="preserve">TC-05</w:t>
+              <w:t xml:space="preserve">TC-05, TC-25, TC-26</w:t>
             </w:r>
           </w:p>
         </w:tc>
@@ -2962,7 +2962,7 @@
                 <w:sz w:val="20"/>
                 <w:szCs w:val="20"/>
               </w:rPr>
-              <w:t xml:space="preserve">Administrator pages are inaccessible to anonymous users; searching is public.</w:t>
+              <w:t xml:space="preserve">Administrator pages are inaccessible to anonymous users; searching is public. If the session token has expired or is invalid (HTTP 401 or 403), the user is signed out and returned to the login page.</w:t>
             </w:r>
           </w:p>
         </w:tc>
@@ -3024,7 +3024,7 @@
                 <w:sz w:val="20"/>
                 <w:szCs w:val="20"/>
               </w:rPr>
-              <w:t xml:space="preserve">TC-14, TC-21</w:t>
+              <w:t xml:space="preserve">TC-14, TC-21, TC-27</w:t>
             </w:r>
           </w:p>
         </w:tc>
@@ -3091,7 +3091,7 @@
                 <w:sz w:val="20"/>
                 <w:szCs w:val="20"/>
               </w:rPr>
-              <w:t xml:space="preserve">An administrator can upload one or more PDF, PNG or JPG files (up to 50 MB each), seeing upload progress; other file types and oversize files are rejected before upload.</w:t>
+              <w:t xml:space="preserve">An administrator can upload one or more PDF, PNG or JPG files (up to 50 MB each), seeing upload progress; other file types and oversize files are rejected before upload. A failed upload shows the error message sent by the backend, and files with the same name are tracked in separate rows.</w:t>
             </w:r>
           </w:p>
         </w:tc>
@@ -3153,7 +3153,7 @@
                 <w:sz w:val="20"/>
                 <w:szCs w:val="20"/>
               </w:rPr>
-              <w:t xml:space="preserve">TC-17, TC-19</w:t>
+              <w:t xml:space="preserve">TC-17, TC-19, TC-29, TC-30</w:t>
             </w:r>
           </w:p>
         </w:tc>
@@ -3349,7 +3349,7 @@
                 <w:sz w:val="20"/>
                 <w:szCs w:val="20"/>
               </w:rPr>
-              <w:t xml:space="preserve">An administrator can delete a document after confirming the action.</w:t>
+              <w:t xml:space="preserve">An administrator can delete a document after confirming the action. If deletion fails, the reason is shown and the document stays in the list.</w:t>
             </w:r>
           </w:p>
         </w:tc>
@@ -3411,7 +3411,7 @@
                 <w:sz w:val="20"/>
                 <w:szCs w:val="20"/>
               </w:rPr>
-              <w:t xml:space="preserve">TC-20</w:t>
+              <w:t xml:space="preserve">TC-20, TC-28</w:t>
             </w:r>
           </w:p>
         </w:tc>
@@ -3651,7 +3651,7 @@
                 <w:sz w:val="20"/>
                 <w:szCs w:val="20"/>
               </w:rPr>
-              <w:t xml:space="preserve">Production bundle is 189 kB (62.8 kB gzipped). Backend latency is reported to the user (“in N ms”). End-to-end latency is measured with the real backend (Section 7).</w:t>
+              <w:t xml:space="preserve">Production bundle is 193 kB (64.1 kB gzipped). Backend latency is reported to the user (“in N ms”). End-to-end latency is measured with the real backend (Section 7).</w:t>
             </w:r>
           </w:p>
         </w:tc>
@@ -4141,7 +4141,7 @@
                 <w:sz w:val="20"/>
                 <w:szCs w:val="20"/>
               </w:rPr>
-              <w:t xml:space="preserve">JWT in sessionStorage (cleared when the tab closes), route guard on the client, and mandatory server-side role checks in the API.</w:t>
+              <w:t xml:space="preserve">JWT in sessionStorage (cleared when the tab closes), route guard on the client, automatic sign-out and redirect to the login page when the API answers 401 or 403 (TC-27), and mandatory server-side role checks in the API.</w:t>
             </w:r>
           </w:p>
         </w:tc>
@@ -4605,7 +4605,7 @@
         <w:rPr>
           <w:rFonts w:ascii="Times New Roman" w:cs="Times New Roman" w:eastAsia="Times New Roman" w:hAnsi="Times New Roman"/>
         </w:rPr>
-        <w:t xml:space="preserve">Figure 3.3 shows a search. The query is normalized in the same way as the indexed text (homophone unification), the dense and sparse retrievers run in parallel, and their rankings are fused. The response already contains the title, page and bounding box of every hit, so the interface does not need extra calls to draw the list; it requests the page image only when the user selects a result.</w:t>
+        <w:t xml:space="preserve">Figure 3.3 shows a search. The query is normalized in the same way as the indexed text (homophone unification), the dense and sparse retrievers run in parallel, and their rankings are fused. The response already contains the title, page and bounding boxes of every hit, so the interface does not need extra calls to draw the list; it requests the page image only when the user selects a result.</w:t>
       </w:r>
     </w:p>
     <w:p>
@@ -4772,7 +4772,7 @@
         <w:rPr>
           <w:rFonts w:ascii="Times New Roman" w:cs="Times New Roman" w:eastAsia="Times New Roman" w:hAnsi="Times New Roman"/>
         </w:rPr>
-        <w:t xml:space="preserve">The relational schema (Figure 3.5) is in third normal form. The chunk table stores the bounding box as four normalized numbers between 0 and 1. This is the single most important integration decision of the project and is explained in Section 5.1.</w:t>
+        <w:t xml:space="preserve">The relational schema (Figure 3.5) is in third normal form. The chunk table stores the bounding box coordinates as normalized numbers between 0 and 1 (the final column list, including how several boxes per chunk are stored, is being agreed with the backend owner; see Annex B). This is the single most important integration decision of the project and is explained in Section 5.1.</w:t>
       </w:r>
     </w:p>
     <w:p>
@@ -6347,7 +6347,7 @@
         <w:rPr>
           <w:rFonts w:ascii="Times New Roman" w:cs="Times New Roman" w:eastAsia="Times New Roman" w:hAnsi="Times New Roman"/>
         </w:rPr>
-        <w:t xml:space="preserve">Loads the page image through the API module, shows loading and error states (with a Retry button), supports seven zoom levels from 60% to 250%, page navigation, and previous/next result navigation. When the image has loaded it scrolls the active highlight into the centre of the view. Object URLs created for page images are released when the page changes to avoid memory growth in long sessions.</w:t>
+        <w:t xml:space="preserve">Loads the page image through the API module, shows loading and error states (with a Retry button), supports seven zoom levels from 60% to 250%, page navigation, and previous/next result navigation. It draws every box of each result’s bboxes array (falling back to a single bbox when that is all the API sends) and, when the image has loaded, scrolls the first box of the active result into the centre of the view. Object URLs created for page images are released when the page changes to avoid memory growth in long sessions.</w:t>
       </w:r>
     </w:p>
     <w:p>
@@ -6378,7 +6378,7 @@
         <w:rPr>
           <w:rFonts w:ascii="Times New Roman" w:cs="Times New Roman" w:eastAsia="Times New Roman" w:hAnsi="Times New Roman"/>
         </w:rPr>
-        <w:t xml:space="preserve">Accepts files by drag-and-drop or the file chooser. Each file is validated before it is sent (type PDF, PNG or JPG; size at most 50 MB) so that mistakes are reported immediately and do not waste bandwidth. Every file has its own progress bar and error line.</w:t>
+        <w:t xml:space="preserve">Accepts files by drag-and-drop or the file chooser. Each file is validated before it is sent (type PDF, PNG or JPG; size at most 50 MB) so that mistakes are reported immediately and do not waste bandwidth. Every file has its own progress bar and error line, identified by a unique row id so that two files with the same name never share a row. When an upload fails, the row shows the error message sent by the backend (the detail field), not a generic status text.</w:t>
       </w:r>
     </w:p>
     <w:p>
@@ -6409,7 +6409,7 @@
         <w:rPr>
           <w:rFonts w:ascii="Times New Roman" w:cs="Times New Roman" w:eastAsia="Times New Roman" w:hAnsi="Times New Roman"/>
         </w:rPr>
-        <w:t xml:space="preserve">Lists documents with coloured status badges and starts polling every 2.5 seconds only while at least one document is queued or processing. Deleting requires a confirmation dialog that names the document.</w:t>
+        <w:t xml:space="preserve">Lists documents with coloured status badges and starts polling every 2.5 seconds only while at least one document is queued or processing. Deleting requires a confirmation dialog that names the document. If the document list cannot be loaded, an error message with a Retry button is shown instead of an empty list, so a failure is never mistaken for an empty archive; if a deletion fails, the reason given by the backend is shown and the document stays in the list.</w:t>
       </w:r>
     </w:p>
     <w:p>
@@ -6438,7 +6438,7 @@
         <w:rPr>
           <w:rFonts w:ascii="Times New Roman" w:cs="Times New Roman" w:eastAsia="Times New Roman" w:hAnsi="Times New Roman"/>
         </w:rPr>
-        <w:t xml:space="preserve">The login form posts the credentials to the API, which returns a JSON Web Token and the user's role. The token is kept in sessionStorage, so it disappears when the browser tab is closed; this limits exposure on shared computers such as library or office machines. A route guard redirects anonymous visitors from /admin to /login and then returns them to the page they asked for. The administrator link is only displayed to administrators. It must be understood that </w:t>
+        <w:t xml:space="preserve">The login form posts the credentials to the API, which returns a JSON Web Token and the user's role. The token is kept in sessionStorage, so it disappears when the browser tab is closed; this limits exposure on shared computers such as library or office machines. A route guard redirects anonymous visitors from /admin to /login and then returns them to the page they asked for. When the API answers an authenticated request with 401 (expired or invalid token) or 403 (insufficient rights), the API module clears the token and the stored user and the application redirects to the login page, which explains that the session has ended; after signing in again the administrator returns to the page they were on. A wrong password at login is also a 401 but is excluded from this rule, so the form shows an inline error instead. The administrator link is only displayed to administrators. It must be understood that </w:t>
       </w:r>
       <w:r>
         <w:rPr>
@@ -6654,7 +6654,7 @@
         <w:rPr>
           <w:rFonts w:ascii="Times New Roman" w:cs="Times New Roman" w:eastAsia="Times New Roman" w:hAnsi="Times New Roman"/>
         </w:rPr>
-        <w:t xml:space="preserve"> of the image that was analysed. A page image can be shown at many sizes: the preprocessed scan may be 2480 px wide, the browser may show it 886 px wide, and the user may then zoom to 250%. If the interface used pixel values, the highlight would be wrong as soon as the display size differed from the analysed size. The project therefore stores and transmits every bounding box as four numbers between 0 and 1 (x, y, width and height as fractions of the page width and height, with the origin at the top-left corner). The conversion is done once, in the backend, when chunks are created:</w:t>
+        <w:t xml:space="preserve"> of the image that was analysed. A page image can be shown at many sizes: the preprocessed scan may be 2480 px wide, the browser may show it 886 px wide, and the user may then zoom to 250%. If the interface used pixel values, the highlight would be wrong as soon as the display size differed from the analysed size. The project therefore stores and transmits every bounding box as four numbers between 0 and 1 (x, y, width and height as fractions of the width and height of the preprocessed page image shown in the viewer, with the origin at the top-left corner). The conversion is done once, in the backend, when chunks are created:</w:t>
       </w:r>
     </w:p>
     <w:p>
@@ -6735,7 +6735,7 @@
         <w:rPr>
           <w:rFonts w:ascii="Times New Roman" w:cs="Times New Roman" w:eastAsia="Times New Roman" w:hAnsi="Times New Roman"/>
         </w:rPr>
-        <w:t xml:space="preserve">End-to-end test TC-05 checks that for a result with x = 0.10, y = 0.18, w = 0.80 and h = 0.13 the overlay element receives left = 10%, top = 18%, width = 80% and height = 13%.</w:t>
+        <w:t xml:space="preserve">A passage can have several boxes (the bboxes array, normally one per text line or block); the viewer draws one rectangle for each, and the first box of the active result is the scroll target. End-to-end test TC-05 checks that for a result with x = 0.10, y = 0.18, w = 0.80 and h = 0.13 the overlay element receives left = 10%, top = 18%, width = 80% and height = 13%. Test TC-25 checks that a two-line passage returned with two boxes is drawn as two rectangles, and TC-26 that a result with only a single bbox is still drawn as one rectangle.</w:t>
       </w:r>
     </w:p>
     <w:p>
@@ -6764,7 +6764,7 @@
         <w:rPr>
           <w:rFonts w:ascii="Times New Roman" w:cs="Times New Roman" w:eastAsia="Times New Roman" w:hAnsi="Times New Roman"/>
         </w:rPr>
-        <w:t xml:space="preserve">The highlight is as accurate as the OCR bounding boxes. A chunk of 200 to 400 tokens may span several columns or pages; in this version the backend returns one rectangle per chunk, so a chunk that crosses a column break will be drawn as one larger rectangle. A natural extension is for the API to return a list of line-level boxes per chunk, which the interface could draw individually without any other change to the design.</w:t>
+        <w:t xml:space="preserve">The highlight is as accurate as the OCR bounding boxes. A chunk of 200 to 400 tokens may span several columns or pages; the viewer draws as many rectangles as the API sends in the bboxes array. If the backend sends one box per chunk, a chunk that crosses a column break is drawn as one larger rectangle; sending one box per text line gives a tighter highlight with no change to the interface. How the backend stores several boxes per chunk is to be agreed with the backend owner (Annex B).</w:t>
       </w:r>
     </w:p>
     <w:p>
@@ -6902,7 +6902,7 @@
         <w:rPr>
           <w:rFonts w:ascii="Times New Roman" w:cs="Times New Roman" w:eastAsia="Times New Roman" w:hAnsi="Times New Roman"/>
         </w:rPr>
-        <w:t xml:space="preserve">The screen is a two-pane layout, as in a mail client: results on the left, the page on the right. This keeps the context (the list) visible while the user inspects the original page, and it makes the first result visible immediately after the search.</w:t>
+        <w:t xml:space="preserve">The screen is a two-pane layout, as in a mail client: results on the left, the page on the right. This keeps the context (the list) visible while the user inspects the page image, and it makes the first result visible immediately after the search.</w:t>
       </w:r>
     </w:p>
     <w:p>
@@ -6965,7 +6965,7 @@
           <w:sz w:val="20"/>
           <w:szCs w:val="20"/>
         </w:rPr>
-        <w:t xml:space="preserve">Figure 6.2: Search results and highlighted passage on the original page (demo data)</w:t>
+        <w:t xml:space="preserve">Figure 6.2: Search results and highlighted passage on the page image (demo data)</w:t>
       </w:r>
     </w:p>
     <w:p>
@@ -7833,7 +7833,7 @@
                 <w:sz w:val="20"/>
                 <w:szCs w:val="20"/>
               </w:rPr>
-              <w:t xml:space="preserve">200 { query, took_ms, results: [ { chunk_id, doc_id, title, page, pages_total, score (0 to 1), snippet, bbox: { x, y, w, h } } ] }</w:t>
+              <w:t xml:space="preserve">200 { query, took_ms, results: [ { chunk_id, doc_id, title, page, pages_total, score (0 to 1), snippet, bboxes: [ { x, y, w, h }, … ] } ] } (a single bbox: { x, y, w, h } is still accepted)</w:t>
             </w:r>
           </w:p>
         </w:tc>
@@ -8225,7 +8225,7 @@
                 <w:sz w:val="20"/>
                 <w:szCs w:val="20"/>
               </w:rPr>
-              <w:t xml:space="preserve">200 image/png of the rendered page</w:t>
+              <w:t xml:space="preserve">200 image/png of the preprocessed page (the image the OCR boxes refer to)</w:t>
             </w:r>
           </w:p>
         </w:tc>
@@ -8269,7 +8269,7 @@
         <w:rPr>
           <w:rFonts w:ascii="Times New Roman" w:cs="Times New Roman" w:eastAsia="Times New Roman" w:hAnsi="Times New Roman"/>
         </w:rPr>
-        <w:t xml:space="preserve"> (Section 5.1). The backend converts OCR pixels once when chunks are created.</w:t>
+        <w:t xml:space="preserve"> (Section 5.1). The backend converts OCR pixels once when chunks are created. A result carries a bboxes array (one box per text line or block); a single bbox is accepted as a fallback.</w:t>
       </w:r>
     </w:p>
     <w:p>
@@ -8341,7 +8341,7 @@
         <w:rPr>
           <w:rFonts w:ascii="Times New Roman" w:cs="Times New Roman" w:eastAsia="Times New Roman" w:hAnsi="Times New Roman"/>
         </w:rPr>
-        <w:t xml:space="preserve"> POST/GET/DELETE /documents must return 401 without a token and 403 for a non-admin role. Search must remain public.</w:t>
+        <w:t xml:space="preserve"> POST/GET/DELETE /documents must return 401 for a missing, expired or invalid token and 403 for a non-admin role; on either, the frontend clears the session and redirects to the login page. A wrong password on /auth/login is also 401 (shown inline, no redirect). Search must remain public.</w:t>
       </w:r>
     </w:p>
     <w:p>
@@ -8365,7 +8365,31 @@
         <w:rPr>
           <w:rFonts w:ascii="Times New Roman" w:cs="Times New Roman" w:eastAsia="Times New Roman" w:hAnsi="Times New Roman"/>
         </w:rPr>
-        <w:t xml:space="preserve"> are produced by pdf2image at a consistent resolution (about 150 to 200 DPI) and cached on disk, so that repeated viewing is quick. The same image must be the one the OCR boxes were measured on, otherwise the highlight will be offset.</w:t>
+        <w:t xml:space="preserve"> served to the viewer are the preprocessed page images: the pdf2image render (about 150 to 200 DPI) after deskewing and cleaning, cached on disk so that repeated viewing is quick. The image must be exactly the one the OCR boxes were measured on (same size and orientation); otherwise the highlights are offset, for example when deskewing has rotated the page.</w:t>
+      </w:r>
+    </w:p>
+    <w:p>
+      <w:pPr>
+        <w:pStyle w:val="ListParagraph"/>
+        <w:numPr>
+          <w:ilvl w:val="0"/>
+          <w:numId w:val="2"/>
+        </w:numPr>
+        <w:spacing w:after="60" w:line="288"/>
+      </w:pPr>
+      <w:r>
+        <w:rPr>
+          <w:rFonts w:ascii="Times New Roman" w:cs="Times New Roman" w:eastAsia="Times New Roman" w:hAnsi="Times New Roman"/>
+          <w:b/>
+          <w:bCs/>
+        </w:rPr>
+        <w:t xml:space="preserve">Error messages:</w:t>
+      </w:r>
+      <w:r>
+        <w:rPr>
+          <w:rFonts w:ascii="Times New Roman" w:cs="Times New Roman" w:eastAsia="Times New Roman" w:hAnsi="Times New Roman"/>
+        </w:rPr>
+        <w:t xml:space="preserve"> failures are returned as { "detail": "…" } (the FastAPI default), either a string or a list of objects with a msg field. The frontend shows this text for failed uploads, failed deletions and failed document-list loads.</w:t>
       </w:r>
     </w:p>
     <w:p>
@@ -8725,7 +8749,7 @@
                 <w:sz w:val="20"/>
                 <w:szCs w:val="20"/>
               </w:rPr>
-              <w:t xml:space="preserve">Pure functions: normalized bounding-box conversion and clamping, percentage formatting, and the shape of search results (contract check).</w:t>
+              <w:t xml:space="preserve">Pure functions: normalized bounding-box conversion and clamping, percentage formatting, selection of the boxes to draw (bboxes with single-box fallback), extraction of backend error messages, and the shape of search results (contract check).</w:t>
             </w:r>
           </w:p>
         </w:tc>
@@ -8823,7 +8847,7 @@
                 <w:sz w:val="20"/>
                 <w:szCs w:val="20"/>
               </w:rPr>
-              <w:t xml:space="preserve">25 scripted scenarios across search, viewer, administration, language, protection of admin pages and mobile layout.</w:t>
+              <w:t xml:space="preserve">31 scripted scenarios across search, viewer (including multiple highlight boxes), administration (including session expiry and error handling), language, protection of admin pages and mobile layout.</w:t>
             </w:r>
           </w:p>
         </w:tc>
@@ -9051,7 +9075,7 @@
         <w:rPr>
           <w:rFonts w:ascii="Times New Roman" w:cs="Times New Roman" w:eastAsia="Times New Roman" w:hAnsi="Times New Roman"/>
         </w:rPr>
-        <w:t xml:space="preserve">The seven unit tests in tests/frontend.test.js pass: four for the bounding-box utilities (percentage CSS conversion, clamping of boxes that leave the page, conversion of OCR pixel boxes, score formatting) and three for the search contract (result shape, semantic matching of related words, empty query).</w:t>
+        <w:t xml:space="preserve">The eighteen unit tests in tests/frontend.test.js pass: four for the bounding-box utilities (percentage CSS conversion, clamping of boxes that leave the page, conversion of OCR pixel boxes, score formatting); five for the choice of boxes to draw (several boxes in order, bboxes preferred over bbox, fallback to bbox, fallback when bboxes is empty, malformed entries skipped); five for backend error handling (string detail, list of validation messages, plain-text body, fallback text, and recognition of 401 and 403); and four for the mock search contract (result shape, semantic matching of related words, empty query, and multi-box results).</w:t>
       </w:r>
     </w:p>
     <w:p>
@@ -9080,7 +9104,7 @@
         <w:rPr>
           <w:rFonts w:ascii="Times New Roman" w:cs="Times New Roman" w:eastAsia="Times New Roman" w:hAnsi="Times New Roman"/>
         </w:rPr>
-        <w:t xml:space="preserve">All 25 scenarios passed in the final run (25 of 25), including a check that no JavaScript or console errors occurred during the whole session. The scenarios, the required behaviour and the observed values are listed below.</w:t>
+        <w:t xml:space="preserve">All 31 scenarios passed in the final run (31 of 31), including a check that no JavaScript or console errors occurred during the whole session. The scenarios, the required behaviour and the observed values are listed below.</w:t>
       </w:r>
     </w:p>
     <w:tbl>
@@ -11669,7 +11693,7 @@
                 <w:sz w:val="18"/>
                 <w:szCs w:val="18"/>
               </w:rPr>
-              <w:t xml:space="preserve">No JavaScript or console errors during the whole session</w:t>
+              <w:t xml:space="preserve">A result with a bboxes array draws one highlight box per entry (2 boxes for a two-line passage) (observed: 2 boxes)</w:t>
             </w:r>
           </w:p>
         </w:tc>
@@ -11705,6 +11729,610 @@
           </w:p>
         </w:tc>
       </w:tr>
+      <w:tr>
+        <w:trPr>
+          <w:cantSplit/>
+        </w:trPr>
+        <w:tc>
+          <w:tcPr>
+            <w:tcW w:type="dxa" w:w="900"/>
+            <w:tcBorders>
+              <w:top w:val="single" w:color="808080" w:sz="4"/>
+              <w:left w:val="single" w:color="808080" w:sz="4"/>
+              <w:bottom w:val="single" w:color="808080" w:sz="4"/>
+              <w:right w:val="single" w:color="808080" w:sz="4"/>
+            </w:tcBorders>
+            <w:tcMar>
+              <w:top w:type="dxa" w:w="60"/>
+              <w:left w:type="dxa" w:w="90"/>
+              <w:bottom w:type="dxa" w:w="60"/>
+              <w:right w:type="dxa" w:w="90"/>
+            </w:tcMar>
+          </w:tcPr>
+          <w:p>
+            <w:pPr>
+              <w:spacing w:after="20"/>
+              <w:jc w:val="left"/>
+            </w:pPr>
+            <w:r>
+              <w:rPr>
+                <w:rFonts w:ascii="Times New Roman" w:cs="Times New Roman" w:eastAsia="Times New Roman" w:hAnsi="Times New Roman"/>
+                <w:sz w:val="18"/>
+                <w:szCs w:val="18"/>
+              </w:rPr>
+              <w:t xml:space="preserve">TC-26</w:t>
+            </w:r>
+          </w:p>
+        </w:tc>
+        <w:tc>
+          <w:tcPr>
+            <w:tcW w:type="dxa" w:w="7126"/>
+            <w:tcBorders>
+              <w:top w:val="single" w:color="808080" w:sz="4"/>
+              <w:left w:val="single" w:color="808080" w:sz="4"/>
+              <w:bottom w:val="single" w:color="808080" w:sz="4"/>
+              <w:right w:val="single" w:color="808080" w:sz="4"/>
+            </w:tcBorders>
+            <w:tcMar>
+              <w:top w:type="dxa" w:w="60"/>
+              <w:left w:type="dxa" w:w="90"/>
+              <w:bottom w:type="dxa" w:w="60"/>
+              <w:right w:type="dxa" w:w="90"/>
+            </w:tcMar>
+          </w:tcPr>
+          <w:p>
+            <w:pPr>
+              <w:spacing w:after="20"/>
+              <w:jc w:val="left"/>
+            </w:pPr>
+            <w:r>
+              <w:rPr>
+                <w:rFonts w:ascii="Times New Roman" w:cs="Times New Roman" w:eastAsia="Times New Roman" w:hAnsi="Times New Roman"/>
+                <w:sz w:val="18"/>
+                <w:szCs w:val="18"/>
+              </w:rPr>
+              <w:t xml:space="preserve">A result with only a single bbox still draws exactly one highlight box (fallback)</w:t>
+            </w:r>
+          </w:p>
+        </w:tc>
+        <w:tc>
+          <w:tcPr>
+            <w:tcW w:type="dxa" w:w="1000"/>
+            <w:tcBorders>
+              <w:top w:val="single" w:color="808080" w:sz="4"/>
+              <w:left w:val="single" w:color="808080" w:sz="4"/>
+              <w:bottom w:val="single" w:color="808080" w:sz="4"/>
+              <w:right w:val="single" w:color="808080" w:sz="4"/>
+            </w:tcBorders>
+            <w:tcMar>
+              <w:top w:type="dxa" w:w="60"/>
+              <w:left w:type="dxa" w:w="90"/>
+              <w:bottom w:type="dxa" w:w="60"/>
+              <w:right w:type="dxa" w:w="90"/>
+            </w:tcMar>
+          </w:tcPr>
+          <w:p>
+            <w:pPr>
+              <w:spacing w:after="20"/>
+              <w:jc w:val="left"/>
+            </w:pPr>
+            <w:r>
+              <w:rPr>
+                <w:rFonts w:ascii="Times New Roman" w:cs="Times New Roman" w:eastAsia="Times New Roman" w:hAnsi="Times New Roman"/>
+                <w:sz w:val="18"/>
+                <w:szCs w:val="18"/>
+              </w:rPr>
+              <w:t xml:space="preserve">Pass</w:t>
+            </w:r>
+          </w:p>
+        </w:tc>
+      </w:tr>
+      <w:tr>
+        <w:trPr>
+          <w:cantSplit/>
+        </w:trPr>
+        <w:tc>
+          <w:tcPr>
+            <w:tcW w:type="dxa" w:w="900"/>
+            <w:tcBorders>
+              <w:top w:val="single" w:color="808080" w:sz="4"/>
+              <w:left w:val="single" w:color="808080" w:sz="4"/>
+              <w:bottom w:val="single" w:color="808080" w:sz="4"/>
+              <w:right w:val="single" w:color="808080" w:sz="4"/>
+            </w:tcBorders>
+            <w:tcMar>
+              <w:top w:type="dxa" w:w="60"/>
+              <w:left w:type="dxa" w:w="90"/>
+              <w:bottom w:type="dxa" w:w="60"/>
+              <w:right w:type="dxa" w:w="90"/>
+            </w:tcMar>
+          </w:tcPr>
+          <w:p>
+            <w:pPr>
+              <w:spacing w:after="20"/>
+              <w:jc w:val="left"/>
+            </w:pPr>
+            <w:r>
+              <w:rPr>
+                <w:rFonts w:ascii="Times New Roman" w:cs="Times New Roman" w:eastAsia="Times New Roman" w:hAnsi="Times New Roman"/>
+                <w:sz w:val="18"/>
+                <w:szCs w:val="18"/>
+              </w:rPr>
+              <w:t xml:space="preserve">TC-27</w:t>
+            </w:r>
+          </w:p>
+        </w:tc>
+        <w:tc>
+          <w:tcPr>
+            <w:tcW w:type="dxa" w:w="7126"/>
+            <w:tcBorders>
+              <w:top w:val="single" w:color="808080" w:sz="4"/>
+              <w:left w:val="single" w:color="808080" w:sz="4"/>
+              <w:bottom w:val="single" w:color="808080" w:sz="4"/>
+              <w:right w:val="single" w:color="808080" w:sz="4"/>
+            </w:tcBorders>
+            <w:tcMar>
+              <w:top w:type="dxa" w:w="60"/>
+              <w:left w:type="dxa" w:w="90"/>
+              <w:bottom w:type="dxa" w:w="60"/>
+              <w:right w:type="dxa" w:w="90"/>
+            </w:tcMar>
+          </w:tcPr>
+          <w:p>
+            <w:pPr>
+              <w:spacing w:after="20"/>
+              <w:jc w:val="left"/>
+            </w:pPr>
+            <w:r>
+              <w:rPr>
+                <w:rFonts w:ascii="Times New Roman" w:cs="Times New Roman" w:eastAsia="Times New Roman" w:hAnsi="Times New Roman"/>
+                <w:sz w:val="18"/>
+                <w:szCs w:val="18"/>
+              </w:rPr>
+              <w:t xml:space="preserve">An expired or invalid token (401) clears the session and redirects to login with a notice, instead of showing "no documents" (observed: </w:t>
+            </w:r>
+            <w:r>
+              <w:rPr>
+                <w:rFonts w:ascii="Nyala" w:cs="Nyala" w:eastAsia="Nyala" w:hAnsi="Nyala"/>
+                <w:sz w:val="18"/>
+                <w:szCs w:val="18"/>
+              </w:rPr>
+              <w:t xml:space="preserve">ክፍለ ጊዜዎ አብቅቷል ወይም ትክክል አይደለም። እባክዎ እንደገና</w:t>
+            </w:r>
+            <w:r>
+              <w:rPr>
+                <w:rFonts w:ascii="Times New Roman" w:cs="Times New Roman" w:eastAsia="Times New Roman" w:hAnsi="Times New Roman"/>
+                <w:sz w:val="18"/>
+                <w:szCs w:val="18"/>
+              </w:rPr>
+              <w:t xml:space="preserve">)</w:t>
+            </w:r>
+          </w:p>
+        </w:tc>
+        <w:tc>
+          <w:tcPr>
+            <w:tcW w:type="dxa" w:w="1000"/>
+            <w:tcBorders>
+              <w:top w:val="single" w:color="808080" w:sz="4"/>
+              <w:left w:val="single" w:color="808080" w:sz="4"/>
+              <w:bottom w:val="single" w:color="808080" w:sz="4"/>
+              <w:right w:val="single" w:color="808080" w:sz="4"/>
+            </w:tcBorders>
+            <w:tcMar>
+              <w:top w:type="dxa" w:w="60"/>
+              <w:left w:type="dxa" w:w="90"/>
+              <w:bottom w:type="dxa" w:w="60"/>
+              <w:right w:type="dxa" w:w="90"/>
+            </w:tcMar>
+          </w:tcPr>
+          <w:p>
+            <w:pPr>
+              <w:spacing w:after="20"/>
+              <w:jc w:val="left"/>
+            </w:pPr>
+            <w:r>
+              <w:rPr>
+                <w:rFonts w:ascii="Times New Roman" w:cs="Times New Roman" w:eastAsia="Times New Roman" w:hAnsi="Times New Roman"/>
+                <w:sz w:val="18"/>
+                <w:szCs w:val="18"/>
+              </w:rPr>
+              <w:t xml:space="preserve">Pass</w:t>
+            </w:r>
+          </w:p>
+        </w:tc>
+      </w:tr>
+      <w:tr>
+        <w:trPr>
+          <w:cantSplit/>
+        </w:trPr>
+        <w:tc>
+          <w:tcPr>
+            <w:tcW w:type="dxa" w:w="900"/>
+            <w:tcBorders>
+              <w:top w:val="single" w:color="808080" w:sz="4"/>
+              <w:left w:val="single" w:color="808080" w:sz="4"/>
+              <w:bottom w:val="single" w:color="808080" w:sz="4"/>
+              <w:right w:val="single" w:color="808080" w:sz="4"/>
+            </w:tcBorders>
+            <w:tcMar>
+              <w:top w:type="dxa" w:w="60"/>
+              <w:left w:type="dxa" w:w="90"/>
+              <w:bottom w:type="dxa" w:w="60"/>
+              <w:right w:type="dxa" w:w="90"/>
+            </w:tcMar>
+          </w:tcPr>
+          <w:p>
+            <w:pPr>
+              <w:spacing w:after="20"/>
+              <w:jc w:val="left"/>
+            </w:pPr>
+            <w:r>
+              <w:rPr>
+                <w:rFonts w:ascii="Times New Roman" w:cs="Times New Roman" w:eastAsia="Times New Roman" w:hAnsi="Times New Roman"/>
+                <w:sz w:val="18"/>
+                <w:szCs w:val="18"/>
+              </w:rPr>
+              <w:t xml:space="preserve">TC-28</w:t>
+            </w:r>
+          </w:p>
+        </w:tc>
+        <w:tc>
+          <w:tcPr>
+            <w:tcW w:type="dxa" w:w="7126"/>
+            <w:tcBorders>
+              <w:top w:val="single" w:color="808080" w:sz="4"/>
+              <w:left w:val="single" w:color="808080" w:sz="4"/>
+              <w:bottom w:val="single" w:color="808080" w:sz="4"/>
+              <w:right w:val="single" w:color="808080" w:sz="4"/>
+            </w:tcBorders>
+            <w:tcMar>
+              <w:top w:type="dxa" w:w="60"/>
+              <w:left w:type="dxa" w:w="90"/>
+              <w:bottom w:type="dxa" w:w="60"/>
+              <w:right w:type="dxa" w:w="90"/>
+            </w:tcMar>
+          </w:tcPr>
+          <w:p>
+            <w:pPr>
+              <w:spacing w:after="20"/>
+              <w:jc w:val="left"/>
+            </w:pPr>
+            <w:r>
+              <w:rPr>
+                <w:rFonts w:ascii="Times New Roman" w:cs="Times New Roman" w:eastAsia="Times New Roman" w:hAnsi="Times New Roman"/>
+                <w:sz w:val="18"/>
+                <w:szCs w:val="18"/>
+              </w:rPr>
+              <w:t xml:space="preserve">A failed delete shows the backend message and keeps the document in the list</w:t>
+            </w:r>
+          </w:p>
+        </w:tc>
+        <w:tc>
+          <w:tcPr>
+            <w:tcW w:type="dxa" w:w="1000"/>
+            <w:tcBorders>
+              <w:top w:val="single" w:color="808080" w:sz="4"/>
+              <w:left w:val="single" w:color="808080" w:sz="4"/>
+              <w:bottom w:val="single" w:color="808080" w:sz="4"/>
+              <w:right w:val="single" w:color="808080" w:sz="4"/>
+            </w:tcBorders>
+            <w:tcMar>
+              <w:top w:type="dxa" w:w="60"/>
+              <w:left w:type="dxa" w:w="90"/>
+              <w:bottom w:type="dxa" w:w="60"/>
+              <w:right w:type="dxa" w:w="90"/>
+            </w:tcMar>
+          </w:tcPr>
+          <w:p>
+            <w:pPr>
+              <w:spacing w:after="20"/>
+              <w:jc w:val="left"/>
+            </w:pPr>
+            <w:r>
+              <w:rPr>
+                <w:rFonts w:ascii="Times New Roman" w:cs="Times New Roman" w:eastAsia="Times New Roman" w:hAnsi="Times New Roman"/>
+                <w:sz w:val="18"/>
+                <w:szCs w:val="18"/>
+              </w:rPr>
+              <w:t xml:space="preserve">Pass</w:t>
+            </w:r>
+          </w:p>
+        </w:tc>
+      </w:tr>
+      <w:tr>
+        <w:trPr>
+          <w:cantSplit/>
+        </w:trPr>
+        <w:tc>
+          <w:tcPr>
+            <w:tcW w:type="dxa" w:w="900"/>
+            <w:tcBorders>
+              <w:top w:val="single" w:color="808080" w:sz="4"/>
+              <w:left w:val="single" w:color="808080" w:sz="4"/>
+              <w:bottom w:val="single" w:color="808080" w:sz="4"/>
+              <w:right w:val="single" w:color="808080" w:sz="4"/>
+            </w:tcBorders>
+            <w:tcMar>
+              <w:top w:type="dxa" w:w="60"/>
+              <w:left w:type="dxa" w:w="90"/>
+              <w:bottom w:type="dxa" w:w="60"/>
+              <w:right w:type="dxa" w:w="90"/>
+            </w:tcMar>
+          </w:tcPr>
+          <w:p>
+            <w:pPr>
+              <w:spacing w:after="20"/>
+              <w:jc w:val="left"/>
+            </w:pPr>
+            <w:r>
+              <w:rPr>
+                <w:rFonts w:ascii="Times New Roman" w:cs="Times New Roman" w:eastAsia="Times New Roman" w:hAnsi="Times New Roman"/>
+                <w:sz w:val="18"/>
+                <w:szCs w:val="18"/>
+              </w:rPr>
+              <w:t xml:space="preserve">TC-29</w:t>
+            </w:r>
+          </w:p>
+        </w:tc>
+        <w:tc>
+          <w:tcPr>
+            <w:tcW w:type="dxa" w:w="7126"/>
+            <w:tcBorders>
+              <w:top w:val="single" w:color="808080" w:sz="4"/>
+              <w:left w:val="single" w:color="808080" w:sz="4"/>
+              <w:bottom w:val="single" w:color="808080" w:sz="4"/>
+              <w:right w:val="single" w:color="808080" w:sz="4"/>
+            </w:tcBorders>
+            <w:tcMar>
+              <w:top w:type="dxa" w:w="60"/>
+              <w:left w:type="dxa" w:w="90"/>
+              <w:bottom w:type="dxa" w:w="60"/>
+              <w:right w:type="dxa" w:w="90"/>
+            </w:tcMar>
+          </w:tcPr>
+          <w:p>
+            <w:pPr>
+              <w:spacing w:after="20"/>
+              <w:jc w:val="left"/>
+            </w:pPr>
+            <w:r>
+              <w:rPr>
+                <w:rFonts w:ascii="Times New Roman" w:cs="Times New Roman" w:eastAsia="Times New Roman" w:hAnsi="Times New Roman"/>
+                <w:sz w:val="18"/>
+                <w:szCs w:val="18"/>
+              </w:rPr>
+              <w:t xml:space="preserve">A failed upload shows the backend's detail message, not the HTTP status text (observed: fail-scan.pdf OCR service unavailable: could not read page 1)</w:t>
+            </w:r>
+          </w:p>
+        </w:tc>
+        <w:tc>
+          <w:tcPr>
+            <w:tcW w:type="dxa" w:w="1000"/>
+            <w:tcBorders>
+              <w:top w:val="single" w:color="808080" w:sz="4"/>
+              <w:left w:val="single" w:color="808080" w:sz="4"/>
+              <w:bottom w:val="single" w:color="808080" w:sz="4"/>
+              <w:right w:val="single" w:color="808080" w:sz="4"/>
+            </w:tcBorders>
+            <w:tcMar>
+              <w:top w:type="dxa" w:w="60"/>
+              <w:left w:type="dxa" w:w="90"/>
+              <w:bottom w:type="dxa" w:w="60"/>
+              <w:right w:type="dxa" w:w="90"/>
+            </w:tcMar>
+          </w:tcPr>
+          <w:p>
+            <w:pPr>
+              <w:spacing w:after="20"/>
+              <w:jc w:val="left"/>
+            </w:pPr>
+            <w:r>
+              <w:rPr>
+                <w:rFonts w:ascii="Times New Roman" w:cs="Times New Roman" w:eastAsia="Times New Roman" w:hAnsi="Times New Roman"/>
+                <w:sz w:val="18"/>
+                <w:szCs w:val="18"/>
+              </w:rPr>
+              <w:t xml:space="preserve">Pass</w:t>
+            </w:r>
+          </w:p>
+        </w:tc>
+      </w:tr>
+      <w:tr>
+        <w:trPr>
+          <w:cantSplit/>
+        </w:trPr>
+        <w:tc>
+          <w:tcPr>
+            <w:tcW w:type="dxa" w:w="900"/>
+            <w:tcBorders>
+              <w:top w:val="single" w:color="808080" w:sz="4"/>
+              <w:left w:val="single" w:color="808080" w:sz="4"/>
+              <w:bottom w:val="single" w:color="808080" w:sz="4"/>
+              <w:right w:val="single" w:color="808080" w:sz="4"/>
+            </w:tcBorders>
+            <w:tcMar>
+              <w:top w:type="dxa" w:w="60"/>
+              <w:left w:type="dxa" w:w="90"/>
+              <w:bottom w:type="dxa" w:w="60"/>
+              <w:right w:type="dxa" w:w="90"/>
+            </w:tcMar>
+          </w:tcPr>
+          <w:p>
+            <w:pPr>
+              <w:spacing w:after="20"/>
+              <w:jc w:val="left"/>
+            </w:pPr>
+            <w:r>
+              <w:rPr>
+                <w:rFonts w:ascii="Times New Roman" w:cs="Times New Roman" w:eastAsia="Times New Roman" w:hAnsi="Times New Roman"/>
+                <w:sz w:val="18"/>
+                <w:szCs w:val="18"/>
+              </w:rPr>
+              <w:t xml:space="preserve">TC-30</w:t>
+            </w:r>
+          </w:p>
+        </w:tc>
+        <w:tc>
+          <w:tcPr>
+            <w:tcW w:type="dxa" w:w="7126"/>
+            <w:tcBorders>
+              <w:top w:val="single" w:color="808080" w:sz="4"/>
+              <w:left w:val="single" w:color="808080" w:sz="4"/>
+              <w:bottom w:val="single" w:color="808080" w:sz="4"/>
+              <w:right w:val="single" w:color="808080" w:sz="4"/>
+            </w:tcBorders>
+            <w:tcMar>
+              <w:top w:type="dxa" w:w="60"/>
+              <w:left w:type="dxa" w:w="90"/>
+              <w:bottom w:type="dxa" w:w="60"/>
+              <w:right w:type="dxa" w:w="90"/>
+            </w:tcMar>
+          </w:tcPr>
+          <w:p>
+            <w:pPr>
+              <w:spacing w:after="20"/>
+              <w:jc w:val="left"/>
+            </w:pPr>
+            <w:r>
+              <w:rPr>
+                <w:rFonts w:ascii="Times New Roman" w:cs="Times New Roman" w:eastAsia="Times New Roman" w:hAnsi="Times New Roman"/>
+                <w:sz w:val="18"/>
+                <w:szCs w:val="18"/>
+              </w:rPr>
+              <w:t xml:space="preserve">Two uploads with the same file name get separate rows with independent results (observed: dup.pdf 100% | dup.pdf The uploaded file is empty)</w:t>
+            </w:r>
+          </w:p>
+        </w:tc>
+        <w:tc>
+          <w:tcPr>
+            <w:tcW w:type="dxa" w:w="1000"/>
+            <w:tcBorders>
+              <w:top w:val="single" w:color="808080" w:sz="4"/>
+              <w:left w:val="single" w:color="808080" w:sz="4"/>
+              <w:bottom w:val="single" w:color="808080" w:sz="4"/>
+              <w:right w:val="single" w:color="808080" w:sz="4"/>
+            </w:tcBorders>
+            <w:tcMar>
+              <w:top w:type="dxa" w:w="60"/>
+              <w:left w:type="dxa" w:w="90"/>
+              <w:bottom w:type="dxa" w:w="60"/>
+              <w:right w:type="dxa" w:w="90"/>
+            </w:tcMar>
+          </w:tcPr>
+          <w:p>
+            <w:pPr>
+              <w:spacing w:after="20"/>
+              <w:jc w:val="left"/>
+            </w:pPr>
+            <w:r>
+              <w:rPr>
+                <w:rFonts w:ascii="Times New Roman" w:cs="Times New Roman" w:eastAsia="Times New Roman" w:hAnsi="Times New Roman"/>
+                <w:sz w:val="18"/>
+                <w:szCs w:val="18"/>
+              </w:rPr>
+              <w:t xml:space="preserve">Pass</w:t>
+            </w:r>
+          </w:p>
+        </w:tc>
+      </w:tr>
+      <w:tr>
+        <w:trPr>
+          <w:cantSplit/>
+        </w:trPr>
+        <w:tc>
+          <w:tcPr>
+            <w:tcW w:type="dxa" w:w="900"/>
+            <w:tcBorders>
+              <w:top w:val="single" w:color="808080" w:sz="4"/>
+              <w:left w:val="single" w:color="808080" w:sz="4"/>
+              <w:bottom w:val="single" w:color="808080" w:sz="4"/>
+              <w:right w:val="single" w:color="808080" w:sz="4"/>
+            </w:tcBorders>
+            <w:tcMar>
+              <w:top w:type="dxa" w:w="60"/>
+              <w:left w:type="dxa" w:w="90"/>
+              <w:bottom w:type="dxa" w:w="60"/>
+              <w:right w:type="dxa" w:w="90"/>
+            </w:tcMar>
+          </w:tcPr>
+          <w:p>
+            <w:pPr>
+              <w:spacing w:after="20"/>
+              <w:jc w:val="left"/>
+            </w:pPr>
+            <w:r>
+              <w:rPr>
+                <w:rFonts w:ascii="Times New Roman" w:cs="Times New Roman" w:eastAsia="Times New Roman" w:hAnsi="Times New Roman"/>
+                <w:sz w:val="18"/>
+                <w:szCs w:val="18"/>
+              </w:rPr>
+              <w:t xml:space="preserve">TC-31</w:t>
+            </w:r>
+          </w:p>
+        </w:tc>
+        <w:tc>
+          <w:tcPr>
+            <w:tcW w:type="dxa" w:w="7126"/>
+            <w:tcBorders>
+              <w:top w:val="single" w:color="808080" w:sz="4"/>
+              <w:left w:val="single" w:color="808080" w:sz="4"/>
+              <w:bottom w:val="single" w:color="808080" w:sz="4"/>
+              <w:right w:val="single" w:color="808080" w:sz="4"/>
+            </w:tcBorders>
+            <w:tcMar>
+              <w:top w:type="dxa" w:w="60"/>
+              <w:left w:type="dxa" w:w="90"/>
+              <w:bottom w:type="dxa" w:w="60"/>
+              <w:right w:type="dxa" w:w="90"/>
+            </w:tcMar>
+          </w:tcPr>
+          <w:p>
+            <w:pPr>
+              <w:spacing w:after="20"/>
+              <w:jc w:val="left"/>
+            </w:pPr>
+            <w:r>
+              <w:rPr>
+                <w:rFonts w:ascii="Times New Roman" w:cs="Times New Roman" w:eastAsia="Times New Roman" w:hAnsi="Times New Roman"/>
+                <w:sz w:val="18"/>
+                <w:szCs w:val="18"/>
+              </w:rPr>
+              <w:t xml:space="preserve">No JavaScript or console errors during the whole session</w:t>
+            </w:r>
+          </w:p>
+        </w:tc>
+        <w:tc>
+          <w:tcPr>
+            <w:tcW w:type="dxa" w:w="1000"/>
+            <w:tcBorders>
+              <w:top w:val="single" w:color="808080" w:sz="4"/>
+              <w:left w:val="single" w:color="808080" w:sz="4"/>
+              <w:bottom w:val="single" w:color="808080" w:sz="4"/>
+              <w:right w:val="single" w:color="808080" w:sz="4"/>
+            </w:tcBorders>
+            <w:tcMar>
+              <w:top w:type="dxa" w:w="60"/>
+              <w:left w:type="dxa" w:w="90"/>
+              <w:bottom w:type="dxa" w:w="60"/>
+              <w:right w:type="dxa" w:w="90"/>
+            </w:tcMar>
+          </w:tcPr>
+          <w:p>
+            <w:pPr>
+              <w:spacing w:after="20"/>
+              <w:jc w:val="left"/>
+            </w:pPr>
+            <w:r>
+              <w:rPr>
+                <w:rFonts w:ascii="Times New Roman" w:cs="Times New Roman" w:eastAsia="Times New Roman" w:hAnsi="Times New Roman"/>
+                <w:sz w:val="18"/>
+                <w:szCs w:val="18"/>
+              </w:rPr>
+              <w:t xml:space="preserve">Pass</w:t>
+            </w:r>
+          </w:p>
+        </w:tc>
+      </w:tr>
     </w:tbl>
     <w:p>
       <w:pPr>
@@ -11728,7 +12356,27 @@
         <w:rPr>
           <w:rFonts w:ascii="Times New Roman" w:cs="Times New Roman" w:eastAsia="Times New Roman" w:hAnsi="Times New Roman"/>
         </w:rPr>
-        <w:t xml:space="preserve"> Three issues were found while preparing the screenshots and tests and were corrected before the final run: (1) Amharic characters displayed as empty boxes on machines without an Ethiopic font, which led to bundling the fonts with the application; (2) on phones the document title was squeezed into a few characters in the viewer toolbar, which was fixed by giving the title its own row; (3) a browser console error for the missing site icon, fixed by adding an icon. Test TC-25 now guards against console errors.</w:t>
+        <w:t xml:space="preserve"> Three issues were found while preparing the screenshots and tests and were corrected before the final run: (1) Amharic characters displayed as empty boxes on machines without an Ethiopic font, which led to bundling the fonts with the application; (2) on phones the document title was squeezed into a few characters in the viewer toolbar, which was fixed by giving the title its own row; (3) a browser console error for the missing site icon, fixed by adding an icon. Test TC-31 now guards against console errors.</w:t>
+      </w:r>
+    </w:p>
+    <w:p>
+      <w:pPr>
+        <w:spacing w:after="120" w:line="300"/>
+        <w:jc w:val="both"/>
+      </w:pPr>
+      <w:r>
+        <w:rPr>
+          <w:rFonts w:ascii="Times New Roman" w:cs="Times New Roman" w:eastAsia="Times New Roman" w:hAnsi="Times New Roman"/>
+          <w:b/>
+          <w:bCs/>
+        </w:rPr>
+        <w:t xml:space="preserve">Issues found in code review and fixed.</w:t>
+      </w:r>
+      <w:r>
+        <w:rPr>
+          <w:rFonts w:ascii="Times New Roman" w:cs="Times New Roman" w:eastAsia="Times New Roman" w:hAnsi="Times New Roman"/>
+        </w:rPr>
+        <w:t xml:space="preserve"> A review of the first version found six problems, all corrected and now covered by tests: (1) a failed API call caused by an expired token was swallowed and the administrator saw an empty document list; the session is now cleared and the user is sent to the login page (TC-27); (2) deleting a document had no error handling; the backend message is now shown and the document stays listed (TC-28); (3) failed uploads showed only the HTTP status text; the backend’s message is now shown (TC-29); (4) upload rows were identified by file name, so two files with the same name shared one row; each row now has a unique id (TC-30); (5) the viewer could draw only one box per result; it now draws every box of a bboxes array and falls back to a single bbox (TC-25, TC-26); (6) the font style sheets were imported twice in the entry file. In addition, the wording was corrected: the viewer shows the preprocessed page image, not the original scan.</w:t>
       </w:r>
     </w:p>
     <w:p>
@@ -13370,7 +14018,7 @@
         <w:rPr>
           <w:rFonts w:ascii="Times New Roman" w:cs="Times New Roman" w:eastAsia="Times New Roman" w:hAnsi="Times New Roman"/>
         </w:rPr>
-        <w:t xml:space="preserve">Each functional requirement in Section 2.1 lists the test cases that verify it, and every one of the 25 scenarios maps to at least one requirement, so no feature of the interface is untested and no test exists without a requirement.</w:t>
+        <w:t xml:space="preserve">Each functional requirement in Section 2.1 lists the test cases that verify it, and every one of the 31 scenarios maps to at least one requirement, so no feature of the interface is untested and no test exists without a requirement.</w:t>
       </w:r>
     </w:p>
     <w:p>
@@ -13432,7 +14080,7 @@
         <w:rPr>
           <w:rFonts w:ascii="Times New Roman" w:cs="Times New Roman" w:eastAsia="Times New Roman" w:hAnsi="Times New Roman"/>
         </w:rPr>
-        <w:t xml:space="preserve">Highlights are one rectangle per chunk; line-level boxes would be more precise for chunks that span columns (Section 5.3).</w:t>
+        <w:t xml:space="preserve">The viewer can draw several boxes per passage, but how tight the highlight is depends on the backend sending line-level boxes and on agreeing how they are stored (Section 5.3).</w:t>
       </w:r>
     </w:p>
     <w:p>
@@ -13541,7 +14189,7 @@
         <w:rPr>
           <w:rFonts w:ascii="Times New Roman" w:cs="Times New Roman" w:eastAsia="Times New Roman" w:hAnsi="Times New Roman"/>
         </w:rPr>
-        <w:t xml:space="preserve">The frontend turns the pipeline of preprocessing, OCR, normalization and vector retrieval into a tool that a non-technical person can use: type a question in Amharic, see the best passages, and see exactly where each one sits on the original scanned page. Its design rests on a few decisions that make integration with the rest of the system predictable: a single API module, a documented contract, normalized bounding boxes, and a mock backend that lets the interface be developed in parallel. The implementation meets all twelve functional requirements and is covered by seven unit tests and twenty-five end-to-end scenarios, all passing. The remaining work for this module is to complete the integration run against the real backend and to carry out and report the User Acceptance Test with the final system.</w:t>
+        <w:t xml:space="preserve">The frontend turns the pipeline of preprocessing, OCR, normalization and vector retrieval into a tool that a non-technical person can use: type a question in Amharic, see the best passages, and see exactly where each one sits on the page image. Its design rests on a few decisions that make integration with the rest of the system predictable: a single API module, a documented contract, normalized bounding boxes, and a mock backend that lets the interface be developed in parallel. The implementation meets all twelve functional requirements and is covered by eighteen unit tests and thirty-one end-to-end scenarios, all passing. The remaining work for this module is to complete the integration run against the real backend and to carry out and report the User Acceptance Test with the final system.</w:t>
       </w:r>
     </w:p>
     <w:p>
